--- a/spa/docx/20.content.docx
+++ b/spa/docx/20.content.docx
@@ -292,49 +292,9 @@
       </w:r>
       <w:r>
         <w:rPr>
-          <w:b/>
-          <w:lang w:val="es_ES" w:bidi="es_ES"/>
-        </w:rPr>
-        <w:t>"El que recoge"</w:t>
-      </w:r>
-      <w:r>
-        <w:rPr>
-          <w:lang w:val="es_ES" w:bidi="es_ES"/>
-        </w:rPr>
-        <w:t xml:space="preserve"> - </w:t>
-      </w:r>
-      <w:r>
-        <w:rPr>
-          <w:b/>
-          <w:lang w:val="es_ES" w:bidi="es_ES"/>
-        </w:rPr>
-        <w:t>"es un hijo"</w:t>
-      </w:r>
-      <w:r>
-        <w:rPr>
-          <w:lang w:val="es_ES" w:bidi="es_ES"/>
-        </w:rPr>
-        <w:t xml:space="preserve"> - </w:t>
-      </w:r>
-      <w:r>
-        <w:rPr>
-          <w:b/>
-          <w:lang w:val="es_ES" w:bidi="es_ES"/>
-        </w:rPr>
-        <w:t>"pero el que duerme"</w:t>
-      </w:r>
-      <w:r>
-        <w:rPr>
-          <w:lang w:val="es_ES" w:bidi="es_ES"/>
-        </w:rPr>
-        <w:t xml:space="preserve"> - </w:t>
-      </w:r>
-      <w:r>
-        <w:rPr>
-          <w:b/>
-          <w:lang w:val="es_ES" w:bidi="es_ES"/>
-        </w:rPr>
-        <w:t>"es un hijo"</w:t>
+          <w:lang w:val="es_ES" w:bidi="es_ES"/>
+        </w:rPr>
+        <w:t>אֹגֵ֣ר &amp; נִרְדָּ֥ם</w:t>
       </w:r>
     </w:p>
     <w:p>
@@ -349,39 +309,46 @@
           <w:b/>
           <w:lang w:val="es_ES" w:bidi="es_ES"/>
         </w:rPr>
-        <w:t>Uno que recoge</w:t>
-      </w:r>
-      <w:r>
-        <w:rPr>
-          <w:lang w:val="es_ES" w:bidi="es_ES"/>
-        </w:rPr>
-        <w:t xml:space="preserve">, </w:t>
+        <w:t>"El que recoge"</w:t>
+      </w:r>
+      <w:r>
+        <w:rPr>
+          <w:lang w:val="es_ES" w:bidi="es_ES"/>
+        </w:rPr>
+        <w:t xml:space="preserve"> - </w:t>
       </w:r>
       <w:r>
         <w:rPr>
           <w:b/>
           <w:lang w:val="es_ES" w:bidi="es_ES"/>
         </w:rPr>
-        <w:t>un hijo</w:t>
-      </w:r>
-      <w:r>
-        <w:rPr>
-          <w:lang w:val="es_ES" w:bidi="es_ES"/>
-        </w:rPr>
-        <w:t xml:space="preserve">, y </w:t>
+        <w:t>"es un hijo"</w:t>
+      </w:r>
+      <w:r>
+        <w:rPr>
+          <w:lang w:val="es_ES" w:bidi="es_ES"/>
+        </w:rPr>
+        <w:t xml:space="preserve"> - </w:t>
       </w:r>
       <w:r>
         <w:rPr>
           <w:b/>
           <w:lang w:val="es_ES" w:bidi="es_ES"/>
         </w:rPr>
-        <w:t>uno que guarda</w:t>
-      </w:r>
-      <w:r>
-        <w:rPr>
-          <w:lang w:val="es_ES" w:bidi="es_ES"/>
-        </w:rPr>
-        <w:t xml:space="preserve"> se refieren a tipos de personas en general, no a personas o hijos específicos. Si fuera útil en tu idioma, podrías usar expresiones más naturales. Traducción alternativa: “Cualquier persona que recoge … es cualquier hijo … pero cualquier persona que duerme … es cualquier hijo”</w:t>
+        <w:t>"pero el que duerme"</w:t>
+      </w:r>
+      <w:r>
+        <w:rPr>
+          <w:lang w:val="es_ES" w:bidi="es_ES"/>
+        </w:rPr>
+        <w:t xml:space="preserve"> - </w:t>
+      </w:r>
+      <w:r>
+        <w:rPr>
+          <w:b/>
+          <w:lang w:val="es_ES" w:bidi="es_ES"/>
+        </w:rPr>
+        <w:t>"es un hijo"</w:t>
       </w:r>
     </w:p>
     <w:p>
@@ -393,25 +360,42 @@
       </w:r>
       <w:r>
         <w:rPr>
-          <w:lang w:val="es_ES" w:bidi="es_ES"/>
-        </w:rPr>
-        <w:t xml:space="preserve">Ver: </w:t>
-      </w:r>
-      <w:r>
-        <w:rPr>
-          <w:lang w:val="es_ES" w:bidi="es_ES"/>
-        </w:rPr>
-        <w:t>Frases Nominales Genéricas</w:t>
-      </w:r>
-      <w:r>
-        <w:rPr>
-          <w:lang w:val="es_ES" w:bidi="es_ES"/>
-        </w:rPr>
-      </w:r>
-      <w:r>
-        <w:rPr>
-          <w:lang w:val="es_ES" w:bidi="es_ES"/>
-        </w:rPr>
+          <w:b/>
+          <w:lang w:val="es_ES" w:bidi="es_ES"/>
+        </w:rPr>
+        <w:t>Uno que recoge</w:t>
+      </w:r>
+      <w:r>
+        <w:rPr>
+          <w:lang w:val="es_ES" w:bidi="es_ES"/>
+        </w:rPr>
+        <w:t xml:space="preserve">, </w:t>
+      </w:r>
+      <w:r>
+        <w:rPr>
+          <w:b/>
+          <w:lang w:val="es_ES" w:bidi="es_ES"/>
+        </w:rPr>
+        <w:t>un hijo</w:t>
+      </w:r>
+      <w:r>
+        <w:rPr>
+          <w:lang w:val="es_ES" w:bidi="es_ES"/>
+        </w:rPr>
+        <w:t xml:space="preserve">, y </w:t>
+      </w:r>
+      <w:r>
+        <w:rPr>
+          <w:b/>
+          <w:lang w:val="es_ES" w:bidi="es_ES"/>
+        </w:rPr>
+        <w:t>uno que guarda</w:t>
+      </w:r>
+      <w:r>
+        <w:rPr>
+          <w:lang w:val="es_ES" w:bidi="es_ES"/>
+        </w:rPr>
+        <w:t xml:space="preserve"> se refieren a tipos de personas en general, no a personas o hijos específicos. Si fuera útil en tu idioma, podrías usar expresiones más naturales. Traducción alternativa: “Cualquier persona que recoge … es cualquier hijo … pero cualquier persona que duerme … es cualquier hijo”</w:t>
       </w:r>
     </w:p>
     <w:p>
@@ -421,8 +405,38 @@
           <w:lang w:val="es_ES" w:bidi="es_ES"/>
         </w:rPr>
       </w:r>
+      <w:r>
+        <w:rPr>
+          <w:lang w:val="es_ES" w:bidi="es_ES"/>
+        </w:rPr>
+        <w:t xml:space="preserve">Ver: </w:t>
+      </w:r>
+      <w:r>
+        <w:rPr>
+          <w:lang w:val="es_ES" w:bidi="es_ES"/>
+        </w:rPr>
+        <w:t>Frases Nominales Genéricas</w:t>
+      </w:r>
+      <w:r>
+        <w:rPr>
+          <w:lang w:val="es_ES" w:bidi="es_ES"/>
+        </w:rPr>
+      </w:r>
+      <w:r>
+        <w:rPr>
+          <w:lang w:val="es_ES" w:bidi="es_ES"/>
+        </w:rPr>
+      </w:r>
     </w:p>
     <w:p>
+      <w:pPr/>
+      <w:r>
+        <w:rPr>
+          <w:lang w:val="es_ES" w:bidi="es_ES"/>
+        </w:rPr>
+      </w:r>
+    </w:p>
+    <w:p>
       <w:pPr>
         <w:pStyle w:val="Heading2"/>
       </w:pPr>
@@ -436,6 +450,20 @@
         <w:rPr>
           <w:lang w:val="es_ES" w:bidi="es_ES"/>
         </w:rPr>
+      </w:r>
+    </w:p>
+    <w:p>
+      <w:pPr/>
+      <w:r>
+        <w:rPr>
+          <w:lang w:val="es_ES" w:bidi="es_ES"/>
+        </w:rPr>
+      </w:r>
+      <w:r>
+        <w:rPr>
+          <w:lang w:val="es_ES" w:bidi="es_ES"/>
+        </w:rPr>
+        <w:t>מַה־בְּ֭רִ⁠י</w:t>
       </w:r>
     </w:p>
     <w:p>

--- a/spa/docx/20.content.docx
+++ b/spa/docx/20.content.docx
@@ -28,22 +28,6 @@
       </w:r>
     </w:p>
     <w:p>
-      <w:pPr>
-        <w:pStyle w:val="Heading2"/>
-      </w:pPr>
-      <w:r>
-        <w:rPr>
-          <w:lang w:val="es_ES" w:bidi="es_ES"/>
-        </w:rPr>
-        <w:t>License Information</w:t>
-      </w:r>
-      <w:r>
-        <w:rPr>
-          <w:lang w:val="es_ES" w:bidi="es_ES"/>
-        </w:rPr>
-      </w:r>
-    </w:p>
-    <w:p>
       <w:pPr/>
       <w:r>
         <w:rPr>
@@ -55,86 +39,37 @@
           <w:b/>
           <w:lang w:val="es_ES" w:bidi="es_ES"/>
         </w:rPr>
-        <w:t>Notas de Traducción (unfoldingWord)</w:t>
-      </w:r>
-      <w:r>
-        <w:rPr>
-          <w:lang w:val="es_ES" w:bidi="es_ES"/>
-        </w:rPr>
-        <w:t xml:space="preserve"> (Spanish) is based on</w:t>
-      </w:r>
-      <w:r>
-        <w:rPr>
-          <w:lang w:val="es_ES" w:bidi="es_ES"/>
-        </w:rPr>
-        <w:t xml:space="preserve">: </w:t>
-      </w:r>
-      <w:r>
-        <w:rPr>
-          <w:lang w:val="es_ES" w:bidi="es_ES"/>
-        </w:rPr>
         <w:t>unfoldingWord® Translation Notes</w:t>
       </w:r>
       <w:r>
         <w:rPr>
           <w:lang w:val="es_ES" w:bidi="es_ES"/>
         </w:rPr>
-        <w:t xml:space="preserve">, </w:t>
-      </w:r>
-      <w:hyperlink r:id="rId13">
-        <w:r>
-          <w:rPr>
-            <w:lang w:val="es_ES" w:bidi="es_ES"/>
-          </w:rPr>
-          <w:rPr>
-            <w:color w:val="0000EE"/>
-            <w:u w:val="single"/>
-          </w:rPr>
-          <w:t>unfoldingWord</w:t>
-        </w:r>
-      </w:hyperlink>
-      <w:r>
-        <w:rPr>
-          <w:lang w:val="es_ES" w:bidi="es_ES"/>
-        </w:rPr>
-        <w:t xml:space="preserve">, 2022, which is licensed under a </w:t>
-      </w:r>
-      <w:hyperlink r:id="rId14">
-        <w:r>
-          <w:rPr>
-            <w:lang w:val="es_ES" w:bidi="es_ES"/>
-          </w:rPr>
-          <w:rPr>
-            <w:color w:val="0000EE"/>
-            <w:u w:val="single"/>
-          </w:rPr>
-          <w:t>CC BY-SA 4.0 license</w:t>
-        </w:r>
-      </w:hyperlink>
-      <w:r>
-        <w:rPr>
-          <w:lang w:val="es_ES" w:bidi="es_ES"/>
-        </w:rPr>
-        <w:t>.</w:t>
-      </w:r>
-      <w:r>
-        <w:rPr>
-          <w:lang w:val="es_ES" w:bidi="es_ES"/>
-        </w:rPr>
-      </w:r>
-    </w:p>
-    <w:p>
-      <w:pPr/>
-      <w:r>
-        <w:rPr>
-          <w:lang w:val="es_ES" w:bidi="es_ES"/>
-        </w:rPr>
-      </w:r>
-      <w:r>
-        <w:rPr>
-          <w:lang w:val="es_ES" w:bidi="es_ES"/>
-        </w:rPr>
-        <w:t>This PDF version is provided under the same license.</w:t>
+        <w:t xml:space="preserve"> © 2022 unfoldingWord. Released under CC BY-SA 4.0 license. </w:t>
+      </w:r>
+      <w:r>
+        <w:rPr>
+          <w:lang w:val="es_ES" w:bidi="es_ES"/>
+        </w:rPr>
+        <w:t>unfoldingWord® Translation Notes</w:t>
+      </w:r>
+      <w:r>
+        <w:rPr>
+          <w:lang w:val="es_ES" w:bidi="es_ES"/>
+        </w:rPr>
+        <w:t xml:space="preserve"> has been adapted in the following languages: Tok Pisin, Arabic (عربي), French (Français), Hindi (हिंदी), Indonesian (Bahasa Indonesia), Portuguese (Português), Russian (Русский), Spanish (Español), Swahili (Kiswahili), and Simplified Chinese (简体中文) from </w:t>
+      </w:r>
+      <w:r>
+        <w:rPr>
+          <w:lang w:val="es_ES" w:bidi="es_ES"/>
+        </w:rPr>
+        <w:t>unfoldingWord® Translation Notes</w:t>
+      </w:r>
+      <w:r>
+        <w:rPr>
+          <w:lang w:val="es_ES" w:bidi="es_ES"/>
+        </w:rPr>
+        <w:t xml:space="preserve"> © 2022 unfoldingWord. Released under CC BY-SA 4.0 license by Mission Mutual</w:t>
       </w:r>
       <w:r>
         <w:rPr>
@@ -292,9 +227,49 @@
       </w:r>
       <w:r>
         <w:rPr>
-          <w:lang w:val="es_ES" w:bidi="es_ES"/>
-        </w:rPr>
-        <w:t>אֹגֵ֣ר &amp; נִרְדָּ֥ם</w:t>
+          <w:b/>
+          <w:lang w:val="es_ES" w:bidi="es_ES"/>
+        </w:rPr>
+        <w:t>"El que recoge"</w:t>
+      </w:r>
+      <w:r>
+        <w:rPr>
+          <w:lang w:val="es_ES" w:bidi="es_ES"/>
+        </w:rPr>
+        <w:t xml:space="preserve"> - </w:t>
+      </w:r>
+      <w:r>
+        <w:rPr>
+          <w:b/>
+          <w:lang w:val="es_ES" w:bidi="es_ES"/>
+        </w:rPr>
+        <w:t>"es un hijo"</w:t>
+      </w:r>
+      <w:r>
+        <w:rPr>
+          <w:lang w:val="es_ES" w:bidi="es_ES"/>
+        </w:rPr>
+        <w:t xml:space="preserve"> - </w:t>
+      </w:r>
+      <w:r>
+        <w:rPr>
+          <w:b/>
+          <w:lang w:val="es_ES" w:bidi="es_ES"/>
+        </w:rPr>
+        <w:t>"pero el que duerme"</w:t>
+      </w:r>
+      <w:r>
+        <w:rPr>
+          <w:lang w:val="es_ES" w:bidi="es_ES"/>
+        </w:rPr>
+        <w:t xml:space="preserve"> - </w:t>
+      </w:r>
+      <w:r>
+        <w:rPr>
+          <w:b/>
+          <w:lang w:val="es_ES" w:bidi="es_ES"/>
+        </w:rPr>
+        <w:t>"es un hijo"</w:t>
       </w:r>
     </w:p>
     <w:p>
@@ -309,46 +284,39 @@
           <w:b/>
           <w:lang w:val="es_ES" w:bidi="es_ES"/>
         </w:rPr>
-        <w:t>"El que recoge"</w:t>
-      </w:r>
-      <w:r>
-        <w:rPr>
-          <w:lang w:val="es_ES" w:bidi="es_ES"/>
-        </w:rPr>
-        <w:t xml:space="preserve"> - </w:t>
+        <w:t>Uno que recoge</w:t>
+      </w:r>
+      <w:r>
+        <w:rPr>
+          <w:lang w:val="es_ES" w:bidi="es_ES"/>
+        </w:rPr>
+        <w:t xml:space="preserve">, </w:t>
       </w:r>
       <w:r>
         <w:rPr>
           <w:b/>
           <w:lang w:val="es_ES" w:bidi="es_ES"/>
         </w:rPr>
-        <w:t>"es un hijo"</w:t>
-      </w:r>
-      <w:r>
-        <w:rPr>
-          <w:lang w:val="es_ES" w:bidi="es_ES"/>
-        </w:rPr>
-        <w:t xml:space="preserve"> - </w:t>
+        <w:t>un hijo</w:t>
+      </w:r>
+      <w:r>
+        <w:rPr>
+          <w:lang w:val="es_ES" w:bidi="es_ES"/>
+        </w:rPr>
+        <w:t xml:space="preserve">, y </w:t>
       </w:r>
       <w:r>
         <w:rPr>
           <w:b/>
           <w:lang w:val="es_ES" w:bidi="es_ES"/>
         </w:rPr>
-        <w:t>"pero el que duerme"</w:t>
-      </w:r>
-      <w:r>
-        <w:rPr>
-          <w:lang w:val="es_ES" w:bidi="es_ES"/>
-        </w:rPr>
-        <w:t xml:space="preserve"> - </w:t>
-      </w:r>
-      <w:r>
-        <w:rPr>
-          <w:b/>
-          <w:lang w:val="es_ES" w:bidi="es_ES"/>
-        </w:rPr>
-        <w:t>"es un hijo"</w:t>
+        <w:t>uno que guarda</w:t>
+      </w:r>
+      <w:r>
+        <w:rPr>
+          <w:lang w:val="es_ES" w:bidi="es_ES"/>
+        </w:rPr>
+        <w:t xml:space="preserve"> se refieren a tipos de personas en general, no a personas o hijos específicos. Si fuera útil en tu idioma, podrías usar expresiones más naturales. Traducción alternativa: “Cualquier persona que recoge … es cualquier hijo … pero cualquier persona que duerme … es cualquier hijo”</w:t>
       </w:r>
     </w:p>
     <w:p>
@@ -360,42 +328,25 @@
       </w:r>
       <w:r>
         <w:rPr>
-          <w:b/>
-          <w:lang w:val="es_ES" w:bidi="es_ES"/>
-        </w:rPr>
-        <w:t>Uno que recoge</w:t>
-      </w:r>
-      <w:r>
-        <w:rPr>
-          <w:lang w:val="es_ES" w:bidi="es_ES"/>
-        </w:rPr>
-        <w:t xml:space="preserve">, </w:t>
-      </w:r>
-      <w:r>
-        <w:rPr>
-          <w:b/>
-          <w:lang w:val="es_ES" w:bidi="es_ES"/>
-        </w:rPr>
-        <w:t>un hijo</w:t>
-      </w:r>
-      <w:r>
-        <w:rPr>
-          <w:lang w:val="es_ES" w:bidi="es_ES"/>
-        </w:rPr>
-        <w:t xml:space="preserve">, y </w:t>
-      </w:r>
-      <w:r>
-        <w:rPr>
-          <w:b/>
-          <w:lang w:val="es_ES" w:bidi="es_ES"/>
-        </w:rPr>
-        <w:t>uno que guarda</w:t>
-      </w:r>
-      <w:r>
-        <w:rPr>
-          <w:lang w:val="es_ES" w:bidi="es_ES"/>
-        </w:rPr>
-        <w:t xml:space="preserve"> se refieren a tipos de personas en general, no a personas o hijos específicos. Si fuera útil en tu idioma, podrías usar expresiones más naturales. Traducción alternativa: “Cualquier persona que recoge … es cualquier hijo … pero cualquier persona que duerme … es cualquier hijo”</w:t>
+          <w:lang w:val="es_ES" w:bidi="es_ES"/>
+        </w:rPr>
+        <w:t xml:space="preserve">Ver: </w:t>
+      </w:r>
+      <w:r>
+        <w:rPr>
+          <w:lang w:val="es_ES" w:bidi="es_ES"/>
+        </w:rPr>
+        <w:t>Frases Nominales Genéricas</w:t>
+      </w:r>
+      <w:r>
+        <w:rPr>
+          <w:lang w:val="es_ES" w:bidi="es_ES"/>
+        </w:rPr>
+      </w:r>
+      <w:r>
+        <w:rPr>
+          <w:lang w:val="es_ES" w:bidi="es_ES"/>
+        </w:rPr>
       </w:r>
     </w:p>
     <w:p>
@@ -405,22 +356,16 @@
           <w:lang w:val="es_ES" w:bidi="es_ES"/>
         </w:rPr>
       </w:r>
-      <w:r>
-        <w:rPr>
-          <w:lang w:val="es_ES" w:bidi="es_ES"/>
-        </w:rPr>
-        <w:t xml:space="preserve">Ver: </w:t>
-      </w:r>
-      <w:r>
-        <w:rPr>
-          <w:lang w:val="es_ES" w:bidi="es_ES"/>
-        </w:rPr>
-        <w:t>Frases Nominales Genéricas</w:t>
-      </w:r>
-      <w:r>
-        <w:rPr>
-          <w:lang w:val="es_ES" w:bidi="es_ES"/>
-        </w:rPr>
+    </w:p>
+    <w:p>
+      <w:pPr>
+        <w:pStyle w:val="Heading2"/>
+      </w:pPr>
+      <w:r>
+        <w:rPr>
+          <w:lang w:val="es_ES" w:bidi="es_ES"/>
+        </w:rPr>
+        <w:t>Proverbios 31:2 (#1)</w:t>
       </w:r>
       <w:r>
         <w:rPr>
@@ -435,21 +380,12 @@
           <w:lang w:val="es_ES" w:bidi="es_ES"/>
         </w:rPr>
       </w:r>
-    </w:p>
-    <w:p>
-      <w:pPr>
-        <w:pStyle w:val="Heading2"/>
-      </w:pPr>
-      <w:r>
-        <w:rPr>
-          <w:lang w:val="es_ES" w:bidi="es_ES"/>
-        </w:rPr>
-        <w:t>Proverbios 31:2 (#1)</w:t>
-      </w:r>
-      <w:r>
-        <w:rPr>
-          <w:lang w:val="es_ES" w:bidi="es_ES"/>
-        </w:rPr>
+      <w:r>
+        <w:rPr>
+          <w:b/>
+          <w:lang w:val="es_ES" w:bidi="es_ES"/>
+        </w:rPr>
+        <w:t>"¿Qué, hijo mío"</w:t>
       </w:r>
     </w:p>
     <w:p>
@@ -459,36 +395,7 @@
           <w:lang w:val="es_ES" w:bidi="es_ES"/>
         </w:rPr>
       </w:r>
-      <w:r>
-        <w:rPr>
-          <w:lang w:val="es_ES" w:bidi="es_ES"/>
-        </w:rPr>
-        <w:t>מַה־בְּ֭רִ⁠י</w:t>
-      </w:r>
-    </w:p>
-    <w:p>
-      <w:pPr/>
-      <w:r>
-        <w:rPr>
-          <w:lang w:val="es_ES" w:bidi="es_ES"/>
-        </w:rPr>
-      </w:r>
-      <w:r>
-        <w:rPr>
-          <w:b/>
-          <w:lang w:val="es_ES" w:bidi="es_ES"/>
-        </w:rPr>
-        <w:t>"¿Qué, hijo mío"</w:t>
-      </w:r>
-    </w:p>
-    <w:p>
-      <w:pPr/>
-      <w:r>
-        <w:rPr>
-          <w:lang w:val="es_ES" w:bidi="es_ES"/>
-        </w:rPr>
-      </w:r>
-      <w:hyperlink r:id="rId15">
+      <w:hyperlink r:id="rId13">
         <w:r>
           <w:rPr>
             <w:lang w:val="es_ES" w:bidi="es_ES"/>

--- a/spa/docx/20.content.docx
+++ b/spa/docx/20.content.docx
@@ -28,6 +28,22 @@
       </w:r>
     </w:p>
     <w:p>
+      <w:pPr>
+        <w:pStyle w:val="Heading2"/>
+      </w:pPr>
+      <w:r>
+        <w:rPr>
+          <w:lang w:val="es_ES" w:bidi="es_ES"/>
+        </w:rPr>
+        <w:t>License Information</w:t>
+      </w:r>
+      <w:r>
+        <w:rPr>
+          <w:lang w:val="es_ES" w:bidi="es_ES"/>
+        </w:rPr>
+      </w:r>
+    </w:p>
+    <w:p>
       <w:pPr/>
       <w:r>
         <w:rPr>
@@ -39,37 +55,86 @@
           <w:b/>
           <w:lang w:val="es_ES" w:bidi="es_ES"/>
         </w:rPr>
+        <w:t>Notas de Traducción (unfoldingWord)</w:t>
+      </w:r>
+      <w:r>
+        <w:rPr>
+          <w:lang w:val="es_ES" w:bidi="es_ES"/>
+        </w:rPr>
+        <w:t xml:space="preserve"> (Spanish) is based on</w:t>
+      </w:r>
+      <w:r>
+        <w:rPr>
+          <w:lang w:val="es_ES" w:bidi="es_ES"/>
+        </w:rPr>
+        <w:t xml:space="preserve">: </w:t>
+      </w:r>
+      <w:r>
+        <w:rPr>
+          <w:lang w:val="es_ES" w:bidi="es_ES"/>
+        </w:rPr>
         <w:t>unfoldingWord® Translation Notes</w:t>
       </w:r>
       <w:r>
         <w:rPr>
           <w:lang w:val="es_ES" w:bidi="es_ES"/>
         </w:rPr>
-        <w:t xml:space="preserve"> © 2022 unfoldingWord. Released under CC BY-SA 4.0 license. </w:t>
-      </w:r>
-      <w:r>
-        <w:rPr>
-          <w:lang w:val="es_ES" w:bidi="es_ES"/>
-        </w:rPr>
-        <w:t>unfoldingWord® Translation Notes</w:t>
-      </w:r>
-      <w:r>
-        <w:rPr>
-          <w:lang w:val="es_ES" w:bidi="es_ES"/>
-        </w:rPr>
-        <w:t xml:space="preserve"> has been adapted in the following languages: Tok Pisin, Arabic (عربي), French (Français), Hindi (हिंदी), Indonesian (Bahasa Indonesia), Portuguese (Português), Russian (Русский), Spanish (Español), Swahili (Kiswahili), and Simplified Chinese (简体中文) from </w:t>
-      </w:r>
-      <w:r>
-        <w:rPr>
-          <w:lang w:val="es_ES" w:bidi="es_ES"/>
-        </w:rPr>
-        <w:t>unfoldingWord® Translation Notes</w:t>
-      </w:r>
-      <w:r>
-        <w:rPr>
-          <w:lang w:val="es_ES" w:bidi="es_ES"/>
-        </w:rPr>
-        <w:t xml:space="preserve"> © 2022 unfoldingWord. Released under CC BY-SA 4.0 license by Mission Mutual</w:t>
+        <w:t xml:space="preserve">, </w:t>
+      </w:r>
+      <w:hyperlink r:id="rId13">
+        <w:r>
+          <w:rPr>
+            <w:lang w:val="es_ES" w:bidi="es_ES"/>
+          </w:rPr>
+          <w:rPr>
+            <w:color w:val="0000EE"/>
+            <w:u w:val="single"/>
+          </w:rPr>
+          <w:t>unfoldingWord</w:t>
+        </w:r>
+      </w:hyperlink>
+      <w:r>
+        <w:rPr>
+          <w:lang w:val="es_ES" w:bidi="es_ES"/>
+        </w:rPr>
+        <w:t xml:space="preserve">, 2022, which is licensed under a </w:t>
+      </w:r>
+      <w:hyperlink r:id="rId14">
+        <w:r>
+          <w:rPr>
+            <w:lang w:val="es_ES" w:bidi="es_ES"/>
+          </w:rPr>
+          <w:rPr>
+            <w:color w:val="0000EE"/>
+            <w:u w:val="single"/>
+          </w:rPr>
+          <w:t>CC BY-SA 4.0 license</w:t>
+        </w:r>
+      </w:hyperlink>
+      <w:r>
+        <w:rPr>
+          <w:lang w:val="es_ES" w:bidi="es_ES"/>
+        </w:rPr>
+        <w:t>.</w:t>
+      </w:r>
+      <w:r>
+        <w:rPr>
+          <w:lang w:val="es_ES" w:bidi="es_ES"/>
+        </w:rPr>
+      </w:r>
+    </w:p>
+    <w:p>
+      <w:pPr/>
+      <w:r>
+        <w:rPr>
+          <w:lang w:val="es_ES" w:bidi="es_ES"/>
+        </w:rPr>
+      </w:r>
+      <w:r>
+        <w:rPr>
+          <w:lang w:val="es_ES" w:bidi="es_ES"/>
+        </w:rPr>
+        <w:t>This PDF version is provided under the same license.</w:t>
       </w:r>
       <w:r>
         <w:rPr>
@@ -227,49 +292,9 @@
       </w:r>
       <w:r>
         <w:rPr>
-          <w:b/>
-          <w:lang w:val="es_ES" w:bidi="es_ES"/>
-        </w:rPr>
-        <w:t>"El que recoge"</w:t>
-      </w:r>
-      <w:r>
-        <w:rPr>
-          <w:lang w:val="es_ES" w:bidi="es_ES"/>
-        </w:rPr>
-        <w:t xml:space="preserve"> - </w:t>
-      </w:r>
-      <w:r>
-        <w:rPr>
-          <w:b/>
-          <w:lang w:val="es_ES" w:bidi="es_ES"/>
-        </w:rPr>
-        <w:t>"es un hijo"</w:t>
-      </w:r>
-      <w:r>
-        <w:rPr>
-          <w:lang w:val="es_ES" w:bidi="es_ES"/>
-        </w:rPr>
-        <w:t xml:space="preserve"> - </w:t>
-      </w:r>
-      <w:r>
-        <w:rPr>
-          <w:b/>
-          <w:lang w:val="es_ES" w:bidi="es_ES"/>
-        </w:rPr>
-        <w:t>"pero el que duerme"</w:t>
-      </w:r>
-      <w:r>
-        <w:rPr>
-          <w:lang w:val="es_ES" w:bidi="es_ES"/>
-        </w:rPr>
-        <w:t xml:space="preserve"> - </w:t>
-      </w:r>
-      <w:r>
-        <w:rPr>
-          <w:b/>
-          <w:lang w:val="es_ES" w:bidi="es_ES"/>
-        </w:rPr>
-        <w:t>"es un hijo"</w:t>
+          <w:lang w:val="es_ES" w:bidi="es_ES"/>
+        </w:rPr>
+        <w:t>אֹגֵ֣ר &amp; נִרְדָּ֥ם</w:t>
       </w:r>
     </w:p>
     <w:p>
@@ -284,39 +309,46 @@
           <w:b/>
           <w:lang w:val="es_ES" w:bidi="es_ES"/>
         </w:rPr>
-        <w:t>Uno que recoge</w:t>
-      </w:r>
-      <w:r>
-        <w:rPr>
-          <w:lang w:val="es_ES" w:bidi="es_ES"/>
-        </w:rPr>
-        <w:t xml:space="preserve">, </w:t>
+        <w:t>"El que recoge"</w:t>
+      </w:r>
+      <w:r>
+        <w:rPr>
+          <w:lang w:val="es_ES" w:bidi="es_ES"/>
+        </w:rPr>
+        <w:t xml:space="preserve"> - </w:t>
       </w:r>
       <w:r>
         <w:rPr>
           <w:b/>
           <w:lang w:val="es_ES" w:bidi="es_ES"/>
         </w:rPr>
-        <w:t>un hijo</w:t>
-      </w:r>
-      <w:r>
-        <w:rPr>
-          <w:lang w:val="es_ES" w:bidi="es_ES"/>
-        </w:rPr>
-        <w:t xml:space="preserve">, y </w:t>
+        <w:t>"es un hijo"</w:t>
+      </w:r>
+      <w:r>
+        <w:rPr>
+          <w:lang w:val="es_ES" w:bidi="es_ES"/>
+        </w:rPr>
+        <w:t xml:space="preserve"> - </w:t>
       </w:r>
       <w:r>
         <w:rPr>
           <w:b/>
           <w:lang w:val="es_ES" w:bidi="es_ES"/>
         </w:rPr>
-        <w:t>uno que guarda</w:t>
-      </w:r>
-      <w:r>
-        <w:rPr>
-          <w:lang w:val="es_ES" w:bidi="es_ES"/>
-        </w:rPr>
-        <w:t xml:space="preserve"> se refieren a tipos de personas en general, no a personas o hijos específicos. Si fuera útil en tu idioma, podrías usar expresiones más naturales. Traducción alternativa: “Cualquier persona que recoge … es cualquier hijo … pero cualquier persona que duerme … es cualquier hijo”</w:t>
+        <w:t>"pero el que duerme"</w:t>
+      </w:r>
+      <w:r>
+        <w:rPr>
+          <w:lang w:val="es_ES" w:bidi="es_ES"/>
+        </w:rPr>
+        <w:t xml:space="preserve"> - </w:t>
+      </w:r>
+      <w:r>
+        <w:rPr>
+          <w:b/>
+          <w:lang w:val="es_ES" w:bidi="es_ES"/>
+        </w:rPr>
+        <w:t>"es un hijo"</w:t>
       </w:r>
     </w:p>
     <w:p>
@@ -328,25 +360,42 @@
       </w:r>
       <w:r>
         <w:rPr>
-          <w:lang w:val="es_ES" w:bidi="es_ES"/>
-        </w:rPr>
-        <w:t xml:space="preserve">Ver: </w:t>
-      </w:r>
-      <w:r>
-        <w:rPr>
-          <w:lang w:val="es_ES" w:bidi="es_ES"/>
-        </w:rPr>
-        <w:t>Frases Nominales Genéricas</w:t>
-      </w:r>
-      <w:r>
-        <w:rPr>
-          <w:lang w:val="es_ES" w:bidi="es_ES"/>
-        </w:rPr>
-      </w:r>
-      <w:r>
-        <w:rPr>
-          <w:lang w:val="es_ES" w:bidi="es_ES"/>
-        </w:rPr>
+          <w:b/>
+          <w:lang w:val="es_ES" w:bidi="es_ES"/>
+        </w:rPr>
+        <w:t>Uno que recoge</w:t>
+      </w:r>
+      <w:r>
+        <w:rPr>
+          <w:lang w:val="es_ES" w:bidi="es_ES"/>
+        </w:rPr>
+        <w:t xml:space="preserve">, </w:t>
+      </w:r>
+      <w:r>
+        <w:rPr>
+          <w:b/>
+          <w:lang w:val="es_ES" w:bidi="es_ES"/>
+        </w:rPr>
+        <w:t>un hijo</w:t>
+      </w:r>
+      <w:r>
+        <w:rPr>
+          <w:lang w:val="es_ES" w:bidi="es_ES"/>
+        </w:rPr>
+        <w:t xml:space="preserve">, y </w:t>
+      </w:r>
+      <w:r>
+        <w:rPr>
+          <w:b/>
+          <w:lang w:val="es_ES" w:bidi="es_ES"/>
+        </w:rPr>
+        <w:t>uno que guarda</w:t>
+      </w:r>
+      <w:r>
+        <w:rPr>
+          <w:lang w:val="es_ES" w:bidi="es_ES"/>
+        </w:rPr>
+        <w:t xml:space="preserve"> se refieren a tipos de personas en general, no a personas o hijos específicos. Si fuera útil en tu idioma, podrías usar expresiones más naturales. Traducción alternativa: “Cualquier persona que recoge … es cualquier hijo … pero cualquier persona que duerme … es cualquier hijo”</w:t>
       </w:r>
     </w:p>
     <w:p>
@@ -356,16 +405,22 @@
           <w:lang w:val="es_ES" w:bidi="es_ES"/>
         </w:rPr>
       </w:r>
-    </w:p>
-    <w:p>
-      <w:pPr>
-        <w:pStyle w:val="Heading2"/>
-      </w:pPr>
-      <w:r>
-        <w:rPr>
-          <w:lang w:val="es_ES" w:bidi="es_ES"/>
-        </w:rPr>
-        <w:t>Proverbios 31:2 (#1)</w:t>
+      <w:r>
+        <w:rPr>
+          <w:lang w:val="es_ES" w:bidi="es_ES"/>
+        </w:rPr>
+        <w:t xml:space="preserve">Ver: </w:t>
+      </w:r>
+      <w:r>
+        <w:rPr>
+          <w:lang w:val="es_ES" w:bidi="es_ES"/>
+        </w:rPr>
+        <w:t>Frases Nominales Genéricas</w:t>
+      </w:r>
+      <w:r>
+        <w:rPr>
+          <w:lang w:val="es_ES" w:bidi="es_ES"/>
+        </w:rPr>
       </w:r>
       <w:r>
         <w:rPr>
@@ -380,12 +435,21 @@
           <w:lang w:val="es_ES" w:bidi="es_ES"/>
         </w:rPr>
       </w:r>
-      <w:r>
-        <w:rPr>
-          <w:b/>
-          <w:lang w:val="es_ES" w:bidi="es_ES"/>
-        </w:rPr>
-        <w:t>"¿Qué, hijo mío"</w:t>
+    </w:p>
+    <w:p>
+      <w:pPr>
+        <w:pStyle w:val="Heading2"/>
+      </w:pPr>
+      <w:r>
+        <w:rPr>
+          <w:lang w:val="es_ES" w:bidi="es_ES"/>
+        </w:rPr>
+        <w:t>Proverbios 31:2 (#1)</w:t>
+      </w:r>
+      <w:r>
+        <w:rPr>
+          <w:lang w:val="es_ES" w:bidi="es_ES"/>
+        </w:rPr>
       </w:r>
     </w:p>
     <w:p>
@@ -395,7 +459,36 @@
           <w:lang w:val="es_ES" w:bidi="es_ES"/>
         </w:rPr>
       </w:r>
-      <w:hyperlink r:id="rId13">
+      <w:r>
+        <w:rPr>
+          <w:lang w:val="es_ES" w:bidi="es_ES"/>
+        </w:rPr>
+        <w:t>מַה־בְּ֭רִ⁠י</w:t>
+      </w:r>
+    </w:p>
+    <w:p>
+      <w:pPr/>
+      <w:r>
+        <w:rPr>
+          <w:lang w:val="es_ES" w:bidi="es_ES"/>
+        </w:rPr>
+      </w:r>
+      <w:r>
+        <w:rPr>
+          <w:b/>
+          <w:lang w:val="es_ES" w:bidi="es_ES"/>
+        </w:rPr>
+        <w:t>"¿Qué, hijo mío"</w:t>
+      </w:r>
+    </w:p>
+    <w:p>
+      <w:pPr/>
+      <w:r>
+        <w:rPr>
+          <w:lang w:val="es_ES" w:bidi="es_ES"/>
+        </w:rPr>
+      </w:r>
+      <w:hyperlink r:id="rId15">
         <w:r>
           <w:rPr>
             <w:lang w:val="es_ES" w:bidi="es_ES"/>

--- a/spa/docx/20.content.docx
+++ b/spa/docx/20.content.docx
@@ -227,49 +227,9 @@
       </w:r>
       <w:r>
         <w:rPr>
-          <w:b/>
-          <w:lang w:val="es_ES" w:bidi="es_ES"/>
-        </w:rPr>
-        <w:t>"El que recoge"</w:t>
-      </w:r>
-      <w:r>
-        <w:rPr>
-          <w:lang w:val="es_ES" w:bidi="es_ES"/>
-        </w:rPr>
-        <w:t xml:space="preserve"> - </w:t>
-      </w:r>
-      <w:r>
-        <w:rPr>
-          <w:b/>
-          <w:lang w:val="es_ES" w:bidi="es_ES"/>
-        </w:rPr>
-        <w:t>"es un hijo"</w:t>
-      </w:r>
-      <w:r>
-        <w:rPr>
-          <w:lang w:val="es_ES" w:bidi="es_ES"/>
-        </w:rPr>
-        <w:t xml:space="preserve"> - </w:t>
-      </w:r>
-      <w:r>
-        <w:rPr>
-          <w:b/>
-          <w:lang w:val="es_ES" w:bidi="es_ES"/>
-        </w:rPr>
-        <w:t>"pero el que duerme"</w:t>
-      </w:r>
-      <w:r>
-        <w:rPr>
-          <w:lang w:val="es_ES" w:bidi="es_ES"/>
-        </w:rPr>
-        <w:t xml:space="preserve"> - </w:t>
-      </w:r>
-      <w:r>
-        <w:rPr>
-          <w:b/>
-          <w:lang w:val="es_ES" w:bidi="es_ES"/>
-        </w:rPr>
-        <w:t>"es un hijo"</w:t>
+          <w:lang w:val="es_ES" w:bidi="es_ES"/>
+        </w:rPr>
+        <w:t>אֹגֵ֣ר &amp; נִרְדָּ֥ם</w:t>
       </w:r>
     </w:p>
     <w:p>
@@ -284,39 +244,46 @@
           <w:b/>
           <w:lang w:val="es_ES" w:bidi="es_ES"/>
         </w:rPr>
-        <w:t>Uno que recoge</w:t>
-      </w:r>
-      <w:r>
-        <w:rPr>
-          <w:lang w:val="es_ES" w:bidi="es_ES"/>
-        </w:rPr>
-        <w:t xml:space="preserve">, </w:t>
+        <w:t>"El que recoge"</w:t>
+      </w:r>
+      <w:r>
+        <w:rPr>
+          <w:lang w:val="es_ES" w:bidi="es_ES"/>
+        </w:rPr>
+        <w:t xml:space="preserve"> - </w:t>
       </w:r>
       <w:r>
         <w:rPr>
           <w:b/>
           <w:lang w:val="es_ES" w:bidi="es_ES"/>
         </w:rPr>
-        <w:t>un hijo</w:t>
-      </w:r>
-      <w:r>
-        <w:rPr>
-          <w:lang w:val="es_ES" w:bidi="es_ES"/>
-        </w:rPr>
-        <w:t xml:space="preserve">, y </w:t>
+        <w:t>"es un hijo"</w:t>
+      </w:r>
+      <w:r>
+        <w:rPr>
+          <w:lang w:val="es_ES" w:bidi="es_ES"/>
+        </w:rPr>
+        <w:t xml:space="preserve"> - </w:t>
       </w:r>
       <w:r>
         <w:rPr>
           <w:b/>
           <w:lang w:val="es_ES" w:bidi="es_ES"/>
         </w:rPr>
-        <w:t>uno que guarda</w:t>
-      </w:r>
-      <w:r>
-        <w:rPr>
-          <w:lang w:val="es_ES" w:bidi="es_ES"/>
-        </w:rPr>
-        <w:t xml:space="preserve"> se refieren a tipos de personas en general, no a personas o hijos específicos. Si fuera útil en tu idioma, podrías usar expresiones más naturales. Traducción alternativa: “Cualquier persona que recoge … es cualquier hijo … pero cualquier persona que duerme … es cualquier hijo”</w:t>
+        <w:t>"pero el que duerme"</w:t>
+      </w:r>
+      <w:r>
+        <w:rPr>
+          <w:lang w:val="es_ES" w:bidi="es_ES"/>
+        </w:rPr>
+        <w:t xml:space="preserve"> - </w:t>
+      </w:r>
+      <w:r>
+        <w:rPr>
+          <w:b/>
+          <w:lang w:val="es_ES" w:bidi="es_ES"/>
+        </w:rPr>
+        <w:t>"es un hijo"</w:t>
       </w:r>
     </w:p>
     <w:p>
@@ -328,25 +295,42 @@
       </w:r>
       <w:r>
         <w:rPr>
-          <w:lang w:val="es_ES" w:bidi="es_ES"/>
-        </w:rPr>
-        <w:t xml:space="preserve">Ver: </w:t>
-      </w:r>
-      <w:r>
-        <w:rPr>
-          <w:lang w:val="es_ES" w:bidi="es_ES"/>
-        </w:rPr>
-        <w:t>Frases Nominales Genéricas</w:t>
-      </w:r>
-      <w:r>
-        <w:rPr>
-          <w:lang w:val="es_ES" w:bidi="es_ES"/>
-        </w:rPr>
-      </w:r>
-      <w:r>
-        <w:rPr>
-          <w:lang w:val="es_ES" w:bidi="es_ES"/>
-        </w:rPr>
+          <w:b/>
+          <w:lang w:val="es_ES" w:bidi="es_ES"/>
+        </w:rPr>
+        <w:t>Uno que recoge</w:t>
+      </w:r>
+      <w:r>
+        <w:rPr>
+          <w:lang w:val="es_ES" w:bidi="es_ES"/>
+        </w:rPr>
+        <w:t xml:space="preserve">, </w:t>
+      </w:r>
+      <w:r>
+        <w:rPr>
+          <w:b/>
+          <w:lang w:val="es_ES" w:bidi="es_ES"/>
+        </w:rPr>
+        <w:t>un hijo</w:t>
+      </w:r>
+      <w:r>
+        <w:rPr>
+          <w:lang w:val="es_ES" w:bidi="es_ES"/>
+        </w:rPr>
+        <w:t xml:space="preserve">, y </w:t>
+      </w:r>
+      <w:r>
+        <w:rPr>
+          <w:b/>
+          <w:lang w:val="es_ES" w:bidi="es_ES"/>
+        </w:rPr>
+        <w:t>uno que guarda</w:t>
+      </w:r>
+      <w:r>
+        <w:rPr>
+          <w:lang w:val="es_ES" w:bidi="es_ES"/>
+        </w:rPr>
+        <w:t xml:space="preserve"> se refieren a tipos de personas en general, no a personas o hijos específicos. Si fuera útil en tu idioma, podrías usar expresiones más naturales. Traducción alternativa: “Cualquier persona que recoge … es cualquier hijo … pero cualquier persona que duerme … es cualquier hijo”</w:t>
       </w:r>
     </w:p>
     <w:p>
@@ -356,8 +340,38 @@
           <w:lang w:val="es_ES" w:bidi="es_ES"/>
         </w:rPr>
       </w:r>
+      <w:r>
+        <w:rPr>
+          <w:lang w:val="es_ES" w:bidi="es_ES"/>
+        </w:rPr>
+        <w:t xml:space="preserve">Ver: </w:t>
+      </w:r>
+      <w:r>
+        <w:rPr>
+          <w:lang w:val="es_ES" w:bidi="es_ES"/>
+        </w:rPr>
+        <w:t>Frases Nominales Genéricas</w:t>
+      </w:r>
+      <w:r>
+        <w:rPr>
+          <w:lang w:val="es_ES" w:bidi="es_ES"/>
+        </w:rPr>
+      </w:r>
+      <w:r>
+        <w:rPr>
+          <w:lang w:val="es_ES" w:bidi="es_ES"/>
+        </w:rPr>
+      </w:r>
     </w:p>
     <w:p>
+      <w:pPr/>
+      <w:r>
+        <w:rPr>
+          <w:lang w:val="es_ES" w:bidi="es_ES"/>
+        </w:rPr>
+      </w:r>
+    </w:p>
+    <w:p>
       <w:pPr>
         <w:pStyle w:val="Heading2"/>
       </w:pPr>
@@ -371,6 +385,20 @@
         <w:rPr>
           <w:lang w:val="es_ES" w:bidi="es_ES"/>
         </w:rPr>
+      </w:r>
+    </w:p>
+    <w:p>
+      <w:pPr/>
+      <w:r>
+        <w:rPr>
+          <w:lang w:val="es_ES" w:bidi="es_ES"/>
+        </w:rPr>
+      </w:r>
+      <w:r>
+        <w:rPr>
+          <w:lang w:val="es_ES" w:bidi="es_ES"/>
+        </w:rPr>
+        <w:t>מַה־בְּ֭רִ⁠י</w:t>
       </w:r>
     </w:p>
     <w:p>

--- a/spa/docx/20.content.docx
+++ b/spa/docx/20.content.docx
@@ -28,22 +28,6 @@
       </w:r>
     </w:p>
     <w:p>
-      <w:pPr>
-        <w:pStyle w:val="Heading2"/>
-      </w:pPr>
-      <w:r>
-        <w:rPr>
-          <w:lang w:val="es_ES" w:bidi="es_ES"/>
-        </w:rPr>
-        <w:t>License Information</w:t>
-      </w:r>
-      <w:r>
-        <w:rPr>
-          <w:lang w:val="es_ES" w:bidi="es_ES"/>
-        </w:rPr>
-      </w:r>
-    </w:p>
-    <w:p>
       <w:pPr/>
       <w:r>
         <w:rPr>
@@ -55,86 +39,37 @@
           <w:b/>
           <w:lang w:val="es_ES" w:bidi="es_ES"/>
         </w:rPr>
-        <w:t>Notas de Traducción (unfoldingWord)</w:t>
-      </w:r>
-      <w:r>
-        <w:rPr>
-          <w:lang w:val="es_ES" w:bidi="es_ES"/>
-        </w:rPr>
-        <w:t xml:space="preserve"> (Spanish) is based on</w:t>
-      </w:r>
-      <w:r>
-        <w:rPr>
-          <w:lang w:val="es_ES" w:bidi="es_ES"/>
-        </w:rPr>
-        <w:t xml:space="preserve">: </w:t>
-      </w:r>
-      <w:r>
-        <w:rPr>
-          <w:lang w:val="es_ES" w:bidi="es_ES"/>
-        </w:rPr>
         <w:t>unfoldingWord® Translation Notes</w:t>
       </w:r>
       <w:r>
         <w:rPr>
           <w:lang w:val="es_ES" w:bidi="es_ES"/>
         </w:rPr>
-        <w:t xml:space="preserve">, </w:t>
-      </w:r>
-      <w:hyperlink r:id="rId13">
-        <w:r>
-          <w:rPr>
-            <w:lang w:val="es_ES" w:bidi="es_ES"/>
-          </w:rPr>
-          <w:rPr>
-            <w:color w:val="0000EE"/>
-            <w:u w:val="single"/>
-          </w:rPr>
-          <w:t>unfoldingWord</w:t>
-        </w:r>
-      </w:hyperlink>
-      <w:r>
-        <w:rPr>
-          <w:lang w:val="es_ES" w:bidi="es_ES"/>
-        </w:rPr>
-        <w:t xml:space="preserve">, 2022, which is licensed under a </w:t>
-      </w:r>
-      <w:hyperlink r:id="rId14">
-        <w:r>
-          <w:rPr>
-            <w:lang w:val="es_ES" w:bidi="es_ES"/>
-          </w:rPr>
-          <w:rPr>
-            <w:color w:val="0000EE"/>
-            <w:u w:val="single"/>
-          </w:rPr>
-          <w:t>CC BY-SA 4.0 license</w:t>
-        </w:r>
-      </w:hyperlink>
-      <w:r>
-        <w:rPr>
-          <w:lang w:val="es_ES" w:bidi="es_ES"/>
-        </w:rPr>
-        <w:t>.</w:t>
-      </w:r>
-      <w:r>
-        <w:rPr>
-          <w:lang w:val="es_ES" w:bidi="es_ES"/>
-        </w:rPr>
-      </w:r>
-    </w:p>
-    <w:p>
-      <w:pPr/>
-      <w:r>
-        <w:rPr>
-          <w:lang w:val="es_ES" w:bidi="es_ES"/>
-        </w:rPr>
-      </w:r>
-      <w:r>
-        <w:rPr>
-          <w:lang w:val="es_ES" w:bidi="es_ES"/>
-        </w:rPr>
-        <w:t>This PDF version is provided under the same license.</w:t>
+        <w:t xml:space="preserve"> © 2022 unfoldingWord. Released under CC BY-SA 4.0 license. </w:t>
+      </w:r>
+      <w:r>
+        <w:rPr>
+          <w:lang w:val="es_ES" w:bidi="es_ES"/>
+        </w:rPr>
+        <w:t>unfoldingWord® Translation Notes</w:t>
+      </w:r>
+      <w:r>
+        <w:rPr>
+          <w:lang w:val="es_ES" w:bidi="es_ES"/>
+        </w:rPr>
+        <w:t xml:space="preserve"> has been adapted in the following languages: Tok Pisin, Arabic (عربي), French (Français), Hindi (हिंदी), Indonesian (Bahasa Indonesia), Portuguese (Português), Russian (Русский), Spanish (Español), Swahili (Kiswahili), and Simplified Chinese (简体中文) from </w:t>
+      </w:r>
+      <w:r>
+        <w:rPr>
+          <w:lang w:val="es_ES" w:bidi="es_ES"/>
+        </w:rPr>
+        <w:t>unfoldingWord® Translation Notes</w:t>
+      </w:r>
+      <w:r>
+        <w:rPr>
+          <w:lang w:val="es_ES" w:bidi="es_ES"/>
+        </w:rPr>
+        <w:t xml:space="preserve"> © 2022 unfoldingWord. Released under CC BY-SA 4.0 license by Mission Mutual</w:t>
       </w:r>
       <w:r>
         <w:rPr>
@@ -488,7 +423,7 @@
           <w:lang w:val="es_ES" w:bidi="es_ES"/>
         </w:rPr>
       </w:r>
-      <w:hyperlink r:id="rId15">
+      <w:hyperlink r:id="rId13">
         <w:r>
           <w:rPr>
             <w:lang w:val="es_ES" w:bidi="es_ES"/>

--- a/spa/docx/20.content.docx
+++ b/spa/docx/20.content.docx
@@ -141,13 +141,6 @@
         <w:rPr>
           <w:lang w:val="es_ES" w:bidi="es_ES"/>
         </w:rPr>
-      </w:r>
-      <w:r>
-        <w:rPr>
-          <w:i/>
-          <w:lang w:val="es_ES" w:bidi="es_ES"/>
-        </w:rPr>
-        <w:t>Proverbios 10:5 (#1), Proverbios 31:2 (#1)</w:t>
       </w:r>
       <w:r>
         <w:rPr>

--- a/spa/docx/20.content.docx
+++ b/spa/docx/20.content.docx
@@ -146,19 +146,6 @@
         <w:rPr>
           <w:lang w:val="es_ES" w:bidi="es_ES"/>
         </w:rPr>
-      </w:r>
-    </w:p>
-    <w:p>
-      <w:pPr/>
-      <w:r>
-        <w:rPr>
-          <w:lang w:val="es_ES" w:bidi="es_ES"/>
-        </w:rPr>
-      </w:r>
-      <w:r>
-        <w:rPr>
-          <w:lang w:val="es_ES" w:bidi="es_ES"/>
-        </w:rPr>
         <w:t xml:space="preserve"> </w:t>
       </w:r>
       <w:r>
@@ -220,9 +207,49 @@
       </w:r>
       <w:r>
         <w:rPr>
-          <w:lang w:val="es_ES" w:bidi="es_ES"/>
-        </w:rPr>
-        <w:t>אֹגֵ֣ר &amp; נִרְדָּ֥ם</w:t>
+          <w:b/>
+          <w:lang w:val="es_ES" w:bidi="es_ES"/>
+        </w:rPr>
+        <w:t>"El que recoge"</w:t>
+      </w:r>
+      <w:r>
+        <w:rPr>
+          <w:lang w:val="es_ES" w:bidi="es_ES"/>
+        </w:rPr>
+        <w:t xml:space="preserve"> - </w:t>
+      </w:r>
+      <w:r>
+        <w:rPr>
+          <w:b/>
+          <w:lang w:val="es_ES" w:bidi="es_ES"/>
+        </w:rPr>
+        <w:t>"es un hijo"</w:t>
+      </w:r>
+      <w:r>
+        <w:rPr>
+          <w:lang w:val="es_ES" w:bidi="es_ES"/>
+        </w:rPr>
+        <w:t xml:space="preserve"> - </w:t>
+      </w:r>
+      <w:r>
+        <w:rPr>
+          <w:b/>
+          <w:lang w:val="es_ES" w:bidi="es_ES"/>
+        </w:rPr>
+        <w:t>"pero el que duerme"</w:t>
+      </w:r>
+      <w:r>
+        <w:rPr>
+          <w:lang w:val="es_ES" w:bidi="es_ES"/>
+        </w:rPr>
+        <w:t xml:space="preserve"> - </w:t>
+      </w:r>
+      <w:r>
+        <w:rPr>
+          <w:b/>
+          <w:lang w:val="es_ES" w:bidi="es_ES"/>
+        </w:rPr>
+        <w:t>"es un hijo"</w:t>
       </w:r>
     </w:p>
     <w:p>
@@ -237,46 +264,39 @@
           <w:b/>
           <w:lang w:val="es_ES" w:bidi="es_ES"/>
         </w:rPr>
-        <w:t>"El que recoge"</w:t>
-      </w:r>
-      <w:r>
-        <w:rPr>
-          <w:lang w:val="es_ES" w:bidi="es_ES"/>
-        </w:rPr>
-        <w:t xml:space="preserve"> - </w:t>
+        <w:t>Uno que recoge</w:t>
+      </w:r>
+      <w:r>
+        <w:rPr>
+          <w:lang w:val="es_ES" w:bidi="es_ES"/>
+        </w:rPr>
+        <w:t xml:space="preserve">, </w:t>
       </w:r>
       <w:r>
         <w:rPr>
           <w:b/>
           <w:lang w:val="es_ES" w:bidi="es_ES"/>
         </w:rPr>
-        <w:t>"es un hijo"</w:t>
-      </w:r>
-      <w:r>
-        <w:rPr>
-          <w:lang w:val="es_ES" w:bidi="es_ES"/>
-        </w:rPr>
-        <w:t xml:space="preserve"> - </w:t>
+        <w:t>un hijo</w:t>
+      </w:r>
+      <w:r>
+        <w:rPr>
+          <w:lang w:val="es_ES" w:bidi="es_ES"/>
+        </w:rPr>
+        <w:t xml:space="preserve">, y </w:t>
       </w:r>
       <w:r>
         <w:rPr>
           <w:b/>
           <w:lang w:val="es_ES" w:bidi="es_ES"/>
         </w:rPr>
-        <w:t>"pero el que duerme"</w:t>
-      </w:r>
-      <w:r>
-        <w:rPr>
-          <w:lang w:val="es_ES" w:bidi="es_ES"/>
-        </w:rPr>
-        <w:t xml:space="preserve"> - </w:t>
-      </w:r>
-      <w:r>
-        <w:rPr>
-          <w:b/>
-          <w:lang w:val="es_ES" w:bidi="es_ES"/>
-        </w:rPr>
-        <w:t>"es un hijo"</w:t>
+        <w:t>uno que guarda</w:t>
+      </w:r>
+      <w:r>
+        <w:rPr>
+          <w:lang w:val="es_ES" w:bidi="es_ES"/>
+        </w:rPr>
+        <w:t xml:space="preserve"> se refieren a tipos de personas en general, no a personas o hijos específicos. Si fuera útil en tu idioma, podrías usar expresiones más naturales. Traducción alternativa: “Cualquier persona que recoge … es cualquier hijo … pero cualquier persona que duerme … es cualquier hijo”</w:t>
       </w:r>
     </w:p>
     <w:p>
@@ -288,42 +308,25 @@
       </w:r>
       <w:r>
         <w:rPr>
-          <w:b/>
-          <w:lang w:val="es_ES" w:bidi="es_ES"/>
-        </w:rPr>
-        <w:t>Uno que recoge</w:t>
-      </w:r>
-      <w:r>
-        <w:rPr>
-          <w:lang w:val="es_ES" w:bidi="es_ES"/>
-        </w:rPr>
-        <w:t xml:space="preserve">, </w:t>
-      </w:r>
-      <w:r>
-        <w:rPr>
-          <w:b/>
-          <w:lang w:val="es_ES" w:bidi="es_ES"/>
-        </w:rPr>
-        <w:t>un hijo</w:t>
-      </w:r>
-      <w:r>
-        <w:rPr>
-          <w:lang w:val="es_ES" w:bidi="es_ES"/>
-        </w:rPr>
-        <w:t xml:space="preserve">, y </w:t>
-      </w:r>
-      <w:r>
-        <w:rPr>
-          <w:b/>
-          <w:lang w:val="es_ES" w:bidi="es_ES"/>
-        </w:rPr>
-        <w:t>uno que guarda</w:t>
-      </w:r>
-      <w:r>
-        <w:rPr>
-          <w:lang w:val="es_ES" w:bidi="es_ES"/>
-        </w:rPr>
-        <w:t xml:space="preserve"> se refieren a tipos de personas en general, no a personas o hijos específicos. Si fuera útil en tu idioma, podrías usar expresiones más naturales. Traducción alternativa: “Cualquier persona que recoge … es cualquier hijo … pero cualquier persona que duerme … es cualquier hijo”</w:t>
+          <w:lang w:val="es_ES" w:bidi="es_ES"/>
+        </w:rPr>
+        <w:t xml:space="preserve">Ver: </w:t>
+      </w:r>
+      <w:r>
+        <w:rPr>
+          <w:lang w:val="es_ES" w:bidi="es_ES"/>
+        </w:rPr>
+        <w:t>Frases Nominales Genéricas</w:t>
+      </w:r>
+      <w:r>
+        <w:rPr>
+          <w:lang w:val="es_ES" w:bidi="es_ES"/>
+        </w:rPr>
+      </w:r>
+      <w:r>
+        <w:rPr>
+          <w:lang w:val="es_ES" w:bidi="es_ES"/>
+        </w:rPr>
       </w:r>
     </w:p>
     <w:p>
@@ -333,38 +336,8 @@
           <w:lang w:val="es_ES" w:bidi="es_ES"/>
         </w:rPr>
       </w:r>
-      <w:r>
-        <w:rPr>
-          <w:lang w:val="es_ES" w:bidi="es_ES"/>
-        </w:rPr>
-        <w:t xml:space="preserve">Ver: </w:t>
-      </w:r>
-      <w:r>
-        <w:rPr>
-          <w:lang w:val="es_ES" w:bidi="es_ES"/>
-        </w:rPr>
-        <w:t>Frases Nominales Genéricas</w:t>
-      </w:r>
-      <w:r>
-        <w:rPr>
-          <w:lang w:val="es_ES" w:bidi="es_ES"/>
-        </w:rPr>
-      </w:r>
-      <w:r>
-        <w:rPr>
-          <w:lang w:val="es_ES" w:bidi="es_ES"/>
-        </w:rPr>
-      </w:r>
     </w:p>
     <w:p>
-      <w:pPr/>
-      <w:r>
-        <w:rPr>
-          <w:lang w:val="es_ES" w:bidi="es_ES"/>
-        </w:rPr>
-      </w:r>
-    </w:p>
-    <w:p>
       <w:pPr>
         <w:pStyle w:val="Heading2"/>
       </w:pPr>
@@ -378,20 +351,6 @@
         <w:rPr>
           <w:lang w:val="es_ES" w:bidi="es_ES"/>
         </w:rPr>
-      </w:r>
-    </w:p>
-    <w:p>
-      <w:pPr/>
-      <w:r>
-        <w:rPr>
-          <w:lang w:val="es_ES" w:bidi="es_ES"/>
-        </w:rPr>
-      </w:r>
-      <w:r>
-        <w:rPr>
-          <w:lang w:val="es_ES" w:bidi="es_ES"/>
-        </w:rPr>
-        <w:t>מַה־בְּ֭רִ⁠י</w:t>
       </w:r>
     </w:p>
     <w:p>

--- a/spa/docx/20.content.docx
+++ b/spa/docx/20.content.docx
@@ -19,7 +19,7 @@
         <w:rPr>
           <w:lang w:val="es_ES" w:bidi="es_ES"/>
         </w:rPr>
-        <w:t>Resource: Notas de Traducción (unfoldingWord)</w:t>
+        <w:t>Resource: unfoldingWord® Translation Notes</w:t>
       </w:r>
       <w:r>
         <w:rPr>
@@ -90,7 +90,7 @@
         <w:rPr>
           <w:lang w:val="es_ES" w:bidi="es_ES"/>
         </w:rPr>
-        <w:t>Notas de Traducción (unfoldingWord)</w:t>
+        <w:t>unfoldingWord® Translation Notes</w:t>
       </w:r>
     </w:p>
     <w:p>

--- a/spa/docx/20.content.docx
+++ b/spa/docx/20.content.docx
@@ -207,49 +207,9 @@
       </w:r>
       <w:r>
         <w:rPr>
-          <w:b/>
-          <w:lang w:val="es_ES" w:bidi="es_ES"/>
-        </w:rPr>
-        <w:t>"El que recoge"</w:t>
-      </w:r>
-      <w:r>
-        <w:rPr>
-          <w:lang w:val="es_ES" w:bidi="es_ES"/>
-        </w:rPr>
-        <w:t xml:space="preserve"> - </w:t>
-      </w:r>
-      <w:r>
-        <w:rPr>
-          <w:b/>
-          <w:lang w:val="es_ES" w:bidi="es_ES"/>
-        </w:rPr>
-        <w:t>"es un hijo"</w:t>
-      </w:r>
-      <w:r>
-        <w:rPr>
-          <w:lang w:val="es_ES" w:bidi="es_ES"/>
-        </w:rPr>
-        <w:t xml:space="preserve"> - </w:t>
-      </w:r>
-      <w:r>
-        <w:rPr>
-          <w:b/>
-          <w:lang w:val="es_ES" w:bidi="es_ES"/>
-        </w:rPr>
-        <w:t>"pero el que duerme"</w:t>
-      </w:r>
-      <w:r>
-        <w:rPr>
-          <w:lang w:val="es_ES" w:bidi="es_ES"/>
-        </w:rPr>
-        <w:t xml:space="preserve"> - </w:t>
-      </w:r>
-      <w:r>
-        <w:rPr>
-          <w:b/>
-          <w:lang w:val="es_ES" w:bidi="es_ES"/>
-        </w:rPr>
-        <w:t>"es un hijo"</w:t>
+          <w:lang w:val="es_ES" w:bidi="es_ES"/>
+        </w:rPr>
+        <w:t>אֹגֵ֣ר &amp; נִרְדָּ֥ם</w:t>
       </w:r>
     </w:p>
     <w:p>
@@ -264,39 +224,46 @@
           <w:b/>
           <w:lang w:val="es_ES" w:bidi="es_ES"/>
         </w:rPr>
-        <w:t>Uno que recoge</w:t>
-      </w:r>
-      <w:r>
-        <w:rPr>
-          <w:lang w:val="es_ES" w:bidi="es_ES"/>
-        </w:rPr>
-        <w:t xml:space="preserve">, </w:t>
+        <w:t>"El que recoge"</w:t>
+      </w:r>
+      <w:r>
+        <w:rPr>
+          <w:lang w:val="es_ES" w:bidi="es_ES"/>
+        </w:rPr>
+        <w:t xml:space="preserve"> - </w:t>
       </w:r>
       <w:r>
         <w:rPr>
           <w:b/>
           <w:lang w:val="es_ES" w:bidi="es_ES"/>
         </w:rPr>
-        <w:t>un hijo</w:t>
-      </w:r>
-      <w:r>
-        <w:rPr>
-          <w:lang w:val="es_ES" w:bidi="es_ES"/>
-        </w:rPr>
-        <w:t xml:space="preserve">, y </w:t>
+        <w:t>"es un hijo"</w:t>
+      </w:r>
+      <w:r>
+        <w:rPr>
+          <w:lang w:val="es_ES" w:bidi="es_ES"/>
+        </w:rPr>
+        <w:t xml:space="preserve"> - </w:t>
       </w:r>
       <w:r>
         <w:rPr>
           <w:b/>
           <w:lang w:val="es_ES" w:bidi="es_ES"/>
         </w:rPr>
-        <w:t>uno que guarda</w:t>
-      </w:r>
-      <w:r>
-        <w:rPr>
-          <w:lang w:val="es_ES" w:bidi="es_ES"/>
-        </w:rPr>
-        <w:t xml:space="preserve"> se refieren a tipos de personas en general, no a personas o hijos específicos. Si fuera útil en tu idioma, podrías usar expresiones más naturales. Traducción alternativa: “Cualquier persona que recoge … es cualquier hijo … pero cualquier persona que duerme … es cualquier hijo”</w:t>
+        <w:t>"pero el que duerme"</w:t>
+      </w:r>
+      <w:r>
+        <w:rPr>
+          <w:lang w:val="es_ES" w:bidi="es_ES"/>
+        </w:rPr>
+        <w:t xml:space="preserve"> - </w:t>
+      </w:r>
+      <w:r>
+        <w:rPr>
+          <w:b/>
+          <w:lang w:val="es_ES" w:bidi="es_ES"/>
+        </w:rPr>
+        <w:t>"es un hijo"</w:t>
       </w:r>
     </w:p>
     <w:p>
@@ -308,25 +275,42 @@
       </w:r>
       <w:r>
         <w:rPr>
-          <w:lang w:val="es_ES" w:bidi="es_ES"/>
-        </w:rPr>
-        <w:t xml:space="preserve">Ver: </w:t>
-      </w:r>
-      <w:r>
-        <w:rPr>
-          <w:lang w:val="es_ES" w:bidi="es_ES"/>
-        </w:rPr>
-        <w:t>Frases Nominales Genéricas</w:t>
-      </w:r>
-      <w:r>
-        <w:rPr>
-          <w:lang w:val="es_ES" w:bidi="es_ES"/>
-        </w:rPr>
-      </w:r>
-      <w:r>
-        <w:rPr>
-          <w:lang w:val="es_ES" w:bidi="es_ES"/>
-        </w:rPr>
+          <w:b/>
+          <w:lang w:val="es_ES" w:bidi="es_ES"/>
+        </w:rPr>
+        <w:t>Uno que recoge</w:t>
+      </w:r>
+      <w:r>
+        <w:rPr>
+          <w:lang w:val="es_ES" w:bidi="es_ES"/>
+        </w:rPr>
+        <w:t xml:space="preserve">, </w:t>
+      </w:r>
+      <w:r>
+        <w:rPr>
+          <w:b/>
+          <w:lang w:val="es_ES" w:bidi="es_ES"/>
+        </w:rPr>
+        <w:t>un hijo</w:t>
+      </w:r>
+      <w:r>
+        <w:rPr>
+          <w:lang w:val="es_ES" w:bidi="es_ES"/>
+        </w:rPr>
+        <w:t xml:space="preserve">, y </w:t>
+      </w:r>
+      <w:r>
+        <w:rPr>
+          <w:b/>
+          <w:lang w:val="es_ES" w:bidi="es_ES"/>
+        </w:rPr>
+        <w:t>uno que guarda</w:t>
+      </w:r>
+      <w:r>
+        <w:rPr>
+          <w:lang w:val="es_ES" w:bidi="es_ES"/>
+        </w:rPr>
+        <w:t xml:space="preserve"> se refieren a tipos de personas en general, no a personas o hijos específicos. Si fuera útil en tu idioma, podrías usar expresiones más naturales. Traducción alternativa: “Cualquier persona que recoge … es cualquier hijo … pero cualquier persona que duerme … es cualquier hijo”</w:t>
       </w:r>
     </w:p>
     <w:p>
@@ -336,8 +320,38 @@
           <w:lang w:val="es_ES" w:bidi="es_ES"/>
         </w:rPr>
       </w:r>
+      <w:r>
+        <w:rPr>
+          <w:lang w:val="es_ES" w:bidi="es_ES"/>
+        </w:rPr>
+        <w:t xml:space="preserve">Ver: </w:t>
+      </w:r>
+      <w:r>
+        <w:rPr>
+          <w:lang w:val="es_ES" w:bidi="es_ES"/>
+        </w:rPr>
+        <w:t>Frases Nominales Genéricas</w:t>
+      </w:r>
+      <w:r>
+        <w:rPr>
+          <w:lang w:val="es_ES" w:bidi="es_ES"/>
+        </w:rPr>
+      </w:r>
+      <w:r>
+        <w:rPr>
+          <w:lang w:val="es_ES" w:bidi="es_ES"/>
+        </w:rPr>
+      </w:r>
     </w:p>
     <w:p>
+      <w:pPr/>
+      <w:r>
+        <w:rPr>
+          <w:lang w:val="es_ES" w:bidi="es_ES"/>
+        </w:rPr>
+      </w:r>
+    </w:p>
+    <w:p>
       <w:pPr>
         <w:pStyle w:val="Heading2"/>
       </w:pPr>
@@ -351,6 +365,20 @@
         <w:rPr>
           <w:lang w:val="es_ES" w:bidi="es_ES"/>
         </w:rPr>
+      </w:r>
+    </w:p>
+    <w:p>
+      <w:pPr/>
+      <w:r>
+        <w:rPr>
+          <w:lang w:val="es_ES" w:bidi="es_ES"/>
+        </w:rPr>
+      </w:r>
+      <w:r>
+        <w:rPr>
+          <w:lang w:val="es_ES" w:bidi="es_ES"/>
+        </w:rPr>
+        <w:t>מַה־בְּ֭רִ⁠י</w:t>
       </w:r>
     </w:p>
     <w:p>

--- a/spa/docx/20.content.docx
+++ b/spa/docx/20.content.docx
@@ -209,7 +209,7 @@
         <w:rPr>
           <w:lang w:val="es_ES" w:bidi="es_ES"/>
         </w:rPr>
-        <w:t>אֹגֵ֣ר &amp; נִרְדָּ֥ם</w:t>
+        <w:t>אֹגֵ֣ר &amp; נִרְדָּ֥ם</w:t>
       </w:r>
     </w:p>
     <w:p>
@@ -378,7 +378,7 @@
         <w:rPr>
           <w:lang w:val="es_ES" w:bidi="es_ES"/>
         </w:rPr>
-        <w:t>מַה־בְּ֭רִ⁠י</w:t>
+        <w:t>מַה־בְּ֭רִ⁠י</w:t>
       </w:r>
     </w:p>
     <w:p>
